--- a/templates/BRGY-WP.docx
+++ b/templates/BRGY-WP.docx
@@ -1673,10 +1673,10 @@
           <w:szCs w:val="38"/>
         </w:rPr>
         <w:drawing>
-          <wp:anchor distT="0" distB="0" distL="114300" distR="114300" simplePos="0" relativeHeight="251613696" behindDoc="0" locked="0" layoutInCell="1" allowOverlap="1" wp14:anchorId="29023007" wp14:editId="19B130D1">
+          <wp:anchor distT="0" distB="0" distL="114300" distR="114300" simplePos="0" relativeHeight="251613696" behindDoc="0" locked="0" layoutInCell="1" allowOverlap="1" wp14:anchorId="29023007" wp14:editId="71332771">
             <wp:simplePos x="0" y="0"/>
             <wp:positionH relativeFrom="page">
-              <wp:posOffset>5963285</wp:posOffset>
+              <wp:posOffset>5962650</wp:posOffset>
             </wp:positionH>
             <wp:positionV relativeFrom="page">
               <wp:posOffset>7543800</wp:posOffset>
@@ -2146,387 +2146,284 @@
                                 <w:szCs w:val="24"/>
                                 <w:u w:val="single"/>
                               </w:rPr>
-                              <w:t>{</w:t>
-                            </w:r>
-                            <w:proofErr w:type="spellStart"/>
-                            <w:proofErr w:type="gramStart"/>
+                              <w:t>{d.full_name}</w:t>
+                            </w:r>
+                            <w:r>
+                              <w:rPr>
+                                <w:rFonts w:ascii="Times New Roman" w:hAnsi="Times New Roman" w:cs="Times New Roman"/>
+                                <w:sz w:val="24"/>
+                                <w:szCs w:val="24"/>
+                              </w:rPr>
+                              <w:t>,</w:t>
+                            </w:r>
+                            <w:r>
+                              <w:rPr>
+                                <w:rFonts w:ascii="Times New Roman" w:hAnsi="Times New Roman" w:cs="Times New Roman"/>
+                                <w:sz w:val="24"/>
+                                <w:szCs w:val="24"/>
+                              </w:rPr>
+                              <w:t xml:space="preserve"> has informed this office that its authorized contractor shall conduct survey activities, construction, installation, maintenance, upgrading, establishment and operation within this barangay.</w:t>
+                            </w:r>
+                          </w:p>
+                          <w:p>
+                            <w:pPr>
+                              <w:spacing w:after="0" w:line="240" w:lineRule="auto"/>
+                              <w:rPr>
+                                <w:rFonts w:ascii="Times New Roman" w:hAnsi="Times New Roman" w:cs="Times New Roman"/>
+                                <w:sz w:val="24"/>
+                                <w:szCs w:val="24"/>
+                              </w:rPr>
+                            </w:pPr>
+                          </w:p>
+                          <w:p>
+                            <w:pPr>
+                              <w:spacing w:after="0" w:line="240" w:lineRule="auto"/>
+                              <w:rPr>
+                                <w:rFonts w:ascii="Times New Roman" w:hAnsi="Times New Roman" w:cs="Times New Roman"/>
+                                <w:sz w:val="24"/>
+                                <w:szCs w:val="24"/>
+                              </w:rPr>
+                            </w:pPr>
+                            <w:r>
+                              <w:rPr>
+                                <w:rFonts w:ascii="Times New Roman" w:hAnsi="Times New Roman" w:cs="Times New Roman"/>
+                                <w:sz w:val="24"/>
+                                <w:szCs w:val="24"/>
+                              </w:rPr>
+                              <w:t xml:space="preserve">            This office interposed no objection to such request. Hence, this work permit is hereby </w:t>
+                            </w:r>
                             <w:r>
                               <w:rPr>
                                 <w:rFonts w:ascii="Times New Roman" w:hAnsi="Times New Roman" w:cs="Times New Roman"/>
                                 <w:b/>
-                                <w:bCs/>
+                                <w:sz w:val="24"/>
+                                <w:szCs w:val="24"/>
+                              </w:rPr>
+                              <w:t>GRANTED</w:t>
+                            </w:r>
+                            <w:r>
+                              <w:rPr>
+                                <w:rFonts w:ascii="Times New Roman" w:hAnsi="Times New Roman" w:cs="Times New Roman"/>
+                                <w:sz w:val="24"/>
+                                <w:szCs w:val="24"/>
+                              </w:rPr>
+                              <w:t xml:space="preserve">, provided that the requesting party should see to it WORKS done shall be accomplished without incurring any destruction to the existing facilities in the barangay, public or private, or should there be any as a consequence must be properly restored provided further, that the said activity must have first a PERMIT from the Municipality of </w:t>
+                            </w:r>
+                            <w:r>
+                              <w:rPr>
+                                <w:rFonts w:ascii="Times New Roman" w:hAnsi="Times New Roman" w:cs="Times New Roman"/>
+                                <w:sz w:val="24"/>
+                                <w:szCs w:val="24"/>
+                              </w:rPr>
+                              <w:t>Silang</w:t>
+                            </w:r>
+                            <w:r>
+                              <w:rPr>
+                                <w:rFonts w:ascii="Times New Roman" w:hAnsi="Times New Roman" w:cs="Times New Roman"/>
+                                <w:sz w:val="24"/>
+                                <w:szCs w:val="24"/>
+                              </w:rPr>
+                              <w:t>.</w:t>
+                            </w:r>
+                          </w:p>
+                          <w:p>
+                            <w:pPr>
+                              <w:spacing w:after="0" w:line="240" w:lineRule="auto"/>
+                              <w:rPr>
+                                <w:rFonts w:ascii="Times New Roman" w:hAnsi="Times New Roman" w:cs="Times New Roman"/>
+                                <w:sz w:val="24"/>
+                                <w:szCs w:val="24"/>
+                              </w:rPr>
+                            </w:pPr>
+                            <w:r>
+                              <w:rPr>
+                                <w:rFonts w:ascii="Times New Roman" w:hAnsi="Times New Roman" w:cs="Times New Roman"/>
+                                <w:sz w:val="24"/>
+                                <w:szCs w:val="24"/>
+                              </w:rPr>
+                              <w:t xml:space="preserve">                       </w:t>
+                            </w:r>
+                          </w:p>
+                          <w:p>
+                            <w:pPr>
+                              <w:spacing w:after="0" w:line="240" w:lineRule="auto"/>
+                              <w:rPr>
+                                <w:rFonts w:ascii="Times New Roman" w:hAnsi="Times New Roman" w:cs="Times New Roman"/>
+                                <w:sz w:val="24"/>
+                                <w:szCs w:val="24"/>
+                              </w:rPr>
+                            </w:pPr>
+                            <w:r>
+                              <w:rPr>
+                                <w:rFonts w:ascii="Times New Roman" w:hAnsi="Times New Roman" w:cs="Times New Roman"/>
+                                <w:sz w:val="24"/>
+                                <w:szCs w:val="24"/>
+                              </w:rPr>
+                              <w:t xml:space="preserve">          Finally, Barangay </w:t>
+                            </w:r>
+                            <w:r>
+                              <w:rPr>
+                                <w:rFonts w:ascii="Times New Roman" w:hAnsi="Times New Roman" w:cs="Times New Roman"/>
+                                <w:sz w:val="24"/>
+                                <w:szCs w:val="24"/>
+                              </w:rPr>
+                              <w:t>Biluso</w:t>
+                            </w:r>
+                            <w:r>
+                              <w:rPr>
+                                <w:rFonts w:ascii="Times New Roman" w:hAnsi="Times New Roman" w:cs="Times New Roman"/>
+                                <w:sz w:val="24"/>
+                                <w:szCs w:val="24"/>
+                              </w:rPr>
+                              <w:t xml:space="preserve">, </w:t>
+                            </w:r>
+                            <w:r>
+                              <w:rPr>
+                                <w:rFonts w:ascii="Times New Roman" w:hAnsi="Times New Roman" w:cs="Times New Roman"/>
+                                <w:sz w:val="24"/>
+                                <w:szCs w:val="24"/>
+                              </w:rPr>
+                              <w:t>Silang, Cavite</w:t>
+                            </w:r>
+                            <w:r>
+                              <w:rPr>
+                                <w:rFonts w:ascii="Times New Roman" w:hAnsi="Times New Roman" w:cs="Times New Roman"/>
+                                <w:sz w:val="24"/>
+                                <w:szCs w:val="24"/>
+                              </w:rPr>
+                              <w:t xml:space="preserve">. reserves the right to revoke this </w:t>
+                            </w:r>
+                            <w:r>
+                              <w:rPr>
+                                <w:rFonts w:ascii="Times New Roman" w:hAnsi="Times New Roman" w:cs="Times New Roman"/>
+                                <w:b/>
+                                <w:sz w:val="24"/>
+                                <w:szCs w:val="24"/>
+                              </w:rPr>
+                              <w:t>WORK PERMIT</w:t>
+                            </w:r>
+                            <w:r>
+                              <w:rPr>
+                                <w:rFonts w:ascii="Times New Roman" w:hAnsi="Times New Roman" w:cs="Times New Roman"/>
+                                <w:sz w:val="24"/>
+                                <w:szCs w:val="24"/>
+                              </w:rPr>
+                              <w:t xml:space="preserve"> in the said activity.</w:t>
+                            </w:r>
+                          </w:p>
+                          <w:p>
+                            <w:pPr>
+                              <w:spacing w:after="0" w:line="240" w:lineRule="auto"/>
+                              <w:rPr>
+                                <w:rFonts w:ascii="Times New Roman" w:hAnsi="Times New Roman" w:cs="Times New Roman"/>
+                                <w:sz w:val="24"/>
+                                <w:szCs w:val="24"/>
+                              </w:rPr>
+                            </w:pPr>
+                          </w:p>
+                          <w:p>
+                            <w:pPr>
+                              <w:spacing w:after="0" w:line="240" w:lineRule="auto"/>
+                              <w:rPr>
+                                <w:rFonts w:ascii="Times New Roman" w:hAnsi="Times New Roman" w:cs="Times New Roman"/>
+                                <w:b/>
+                                <w:sz w:val="24"/>
+                                <w:szCs w:val="24"/>
+                              </w:rPr>
+                            </w:pPr>
+                            <w:r>
+                              <w:rPr>
+                                <w:rFonts w:ascii="Times New Roman" w:hAnsi="Times New Roman" w:cs="Times New Roman"/>
+                                <w:sz w:val="24"/>
+                                <w:szCs w:val="24"/>
+                              </w:rPr>
+                              <w:t xml:space="preserve">          Issued this</w:t>
+                            </w:r>
+                            <w:r>
+                              <w:rPr>
+                                <w:rFonts w:ascii="Times New Roman" w:hAnsi="Times New Roman" w:cs="Times New Roman"/>
+                                <w:sz w:val="24"/>
+                                <w:szCs w:val="24"/>
+                              </w:rPr>
+                              <w:t xml:space="preserve"> </w:t>
+                            </w:r>
+                            <w:r>
+                              <w:rPr>
+                                <w:rFonts w:ascii="Times New Roman" w:hAnsi="Times New Roman" w:cs="Times New Roman"/>
                                 <w:sz w:val="24"/>
                                 <w:szCs w:val="24"/>
                                 <w:u w:val="single"/>
                               </w:rPr>
-                              <w:t>d.full</w:t>
-                            </w:r>
-                            <w:proofErr w:type="gramEnd"/>
+                              <w:t>{d.day}</w:t>
+                            </w:r>
+                            <w:r>
+                              <w:rPr>
+                                <w:rFonts w:ascii="Times New Roman" w:hAnsi="Times New Roman" w:cs="Times New Roman"/>
+                                <w:sz w:val="24"/>
+                                <w:szCs w:val="24"/>
+                              </w:rPr>
+                              <w:t xml:space="preserve"> </w:t>
+                            </w:r>
+                            <w:r>
+                              <w:rPr>
+                                <w:rFonts w:ascii="Times New Roman" w:hAnsi="Times New Roman" w:cs="Times New Roman"/>
+                                <w:sz w:val="24"/>
+                                <w:szCs w:val="24"/>
+                              </w:rPr>
+                              <w:t xml:space="preserve">day of </w:t>
+                            </w:r>
+                            <w:r>
+                              <w:rPr>
+                                <w:rFonts w:ascii="Times New Roman" w:hAnsi="Times New Roman" w:cs="Times New Roman"/>
+                                <w:sz w:val="24"/>
+                                <w:szCs w:val="24"/>
+                                <w:u w:val="single"/>
+                              </w:rPr>
+                              <w:t>{d.month}</w:t>
+                            </w:r>
+                            <w:r>
+                              <w:rPr>
+                                <w:rFonts w:ascii="Times New Roman" w:hAnsi="Times New Roman" w:cs="Times New Roman"/>
+                                <w:sz w:val="24"/>
+                                <w:szCs w:val="24"/>
+                              </w:rPr>
+                              <w:t xml:space="preserve">, </w:t>
+                            </w:r>
+                            <w:r>
+                              <w:rPr>
+                                <w:rFonts w:ascii="Times New Roman" w:hAnsi="Times New Roman" w:cs="Times New Roman"/>
+                                <w:sz w:val="24"/>
+                                <w:szCs w:val="24"/>
+                                <w:u w:val="single"/>
+                              </w:rPr>
+                              <w:t>{d.year}</w:t>
+                            </w:r>
+                            <w:r>
+                              <w:rPr>
+                                <w:rFonts w:ascii="Times New Roman" w:hAnsi="Times New Roman" w:cs="Times New Roman"/>
+                                <w:sz w:val="24"/>
+                                <w:szCs w:val="24"/>
+                              </w:rPr>
+                              <w:t xml:space="preserve"> </w:t>
+                            </w:r>
                             <w:r>
                               <w:rPr>
                                 <w:rFonts w:ascii="Times New Roman" w:hAnsi="Times New Roman" w:cs="Times New Roman"/>
                                 <w:b/>
-                                <w:bCs/>
-                                <w:sz w:val="24"/>
-                                <w:szCs w:val="24"/>
-                                <w:u w:val="single"/>
-                              </w:rPr>
-                              <w:t>_name</w:t>
-                            </w:r>
-                            <w:proofErr w:type="spellEnd"/>
+                                <w:sz w:val="24"/>
+                                <w:szCs w:val="24"/>
+                              </w:rPr>
+                              <w:t xml:space="preserve">at Barangay </w:t>
+                            </w:r>
                             <w:r>
                               <w:rPr>
                                 <w:rFonts w:ascii="Times New Roman" w:hAnsi="Times New Roman" w:cs="Times New Roman"/>
                                 <w:b/>
-                                <w:bCs/>
-                                <w:sz w:val="24"/>
-                                <w:szCs w:val="24"/>
-                                <w:u w:val="single"/>
-                              </w:rPr>
-                              <w:t>}</w:t>
-                            </w:r>
-                            <w:r>
-                              <w:rPr>
-                                <w:rFonts w:ascii="Times New Roman" w:hAnsi="Times New Roman" w:cs="Times New Roman"/>
-                                <w:sz w:val="24"/>
-                                <w:szCs w:val="24"/>
-                              </w:rPr>
-                              <w:t>,</w:t>
-                            </w:r>
-                            <w:r>
-                              <w:rPr>
-                                <w:rFonts w:ascii="Times New Roman" w:hAnsi="Times New Roman" w:cs="Times New Roman"/>
-                                <w:sz w:val="24"/>
-                                <w:szCs w:val="24"/>
-                              </w:rPr>
-                              <w:t xml:space="preserve"> has informed this office that its authorized contractor shall conduct survey activities, construction, installation, maintenance, upgrading, establishment and operation within this barangay.</w:t>
-                            </w:r>
-                          </w:p>
-                          <w:p>
-                            <w:pPr>
-                              <w:spacing w:after="0" w:line="240" w:lineRule="auto"/>
-                              <w:rPr>
-                                <w:rFonts w:ascii="Times New Roman" w:hAnsi="Times New Roman" w:cs="Times New Roman"/>
-                                <w:sz w:val="24"/>
-                                <w:szCs w:val="24"/>
-                              </w:rPr>
-                            </w:pPr>
-                          </w:p>
-                          <w:p>
-                            <w:pPr>
-                              <w:spacing w:after="0" w:line="240" w:lineRule="auto"/>
-                              <w:rPr>
-                                <w:rFonts w:ascii="Times New Roman" w:hAnsi="Times New Roman" w:cs="Times New Roman"/>
-                                <w:sz w:val="24"/>
-                                <w:szCs w:val="24"/>
-                              </w:rPr>
-                            </w:pPr>
-                            <w:r>
-                              <w:rPr>
-                                <w:rFonts w:ascii="Times New Roman" w:hAnsi="Times New Roman" w:cs="Times New Roman"/>
-                                <w:sz w:val="24"/>
-                                <w:szCs w:val="24"/>
-                              </w:rPr>
-                              <w:t xml:space="preserve">            This office interposed no objection to such request. Hence, this work permit is hereby </w:t>
-                            </w:r>
-                            <w:r>
-                              <w:rPr>
-                                <w:rFonts w:ascii="Times New Roman" w:hAnsi="Times New Roman" w:cs="Times New Roman"/>
-                                <w:b/>
-                                <w:sz w:val="24"/>
-                                <w:szCs w:val="24"/>
-                              </w:rPr>
-                              <w:t>GRANTED</w:t>
-                            </w:r>
-                            <w:r>
-                              <w:rPr>
-                                <w:rFonts w:ascii="Times New Roman" w:hAnsi="Times New Roman" w:cs="Times New Roman"/>
-                                <w:sz w:val="24"/>
-                                <w:szCs w:val="24"/>
-                              </w:rPr>
-                              <w:t xml:space="preserve">, provided that the requesting party should see to it WORKS done shall be accomplished without incurring any destruction to the existing facilities in the barangay, public or private, or should there be any as a consequence must be properly restored provided further, that the said activity must have first a PERMIT from the Municipality of </w:t>
-                            </w:r>
-                            <w:r>
-                              <w:rPr>
-                                <w:rFonts w:ascii="Times New Roman" w:hAnsi="Times New Roman" w:cs="Times New Roman"/>
-                                <w:sz w:val="24"/>
-                                <w:szCs w:val="24"/>
-                              </w:rPr>
-                              <w:t>Silang</w:t>
-                            </w:r>
-                            <w:r>
-                              <w:rPr>
-                                <w:rFonts w:ascii="Times New Roman" w:hAnsi="Times New Roman" w:cs="Times New Roman"/>
-                                <w:sz w:val="24"/>
-                                <w:szCs w:val="24"/>
-                              </w:rPr>
-                              <w:t>.</w:t>
-                            </w:r>
-                          </w:p>
-                          <w:p>
-                            <w:pPr>
-                              <w:spacing w:after="0" w:line="240" w:lineRule="auto"/>
-                              <w:rPr>
-                                <w:rFonts w:ascii="Times New Roman" w:hAnsi="Times New Roman" w:cs="Times New Roman"/>
-                                <w:sz w:val="24"/>
-                                <w:szCs w:val="24"/>
-                              </w:rPr>
-                            </w:pPr>
-                            <w:r>
-                              <w:rPr>
-                                <w:rFonts w:ascii="Times New Roman" w:hAnsi="Times New Roman" w:cs="Times New Roman"/>
-                                <w:sz w:val="24"/>
-                                <w:szCs w:val="24"/>
-                              </w:rPr>
-                              <w:t xml:space="preserve">                       </w:t>
-                            </w:r>
-                          </w:p>
-                          <w:p>
-                            <w:pPr>
-                              <w:spacing w:after="0" w:line="240" w:lineRule="auto"/>
-                              <w:rPr>
-                                <w:rFonts w:ascii="Times New Roman" w:hAnsi="Times New Roman" w:cs="Times New Roman"/>
-                                <w:sz w:val="24"/>
-                                <w:szCs w:val="24"/>
-                              </w:rPr>
-                            </w:pPr>
-                            <w:r>
-                              <w:rPr>
-                                <w:rFonts w:ascii="Times New Roman" w:hAnsi="Times New Roman" w:cs="Times New Roman"/>
-                                <w:sz w:val="24"/>
-                                <w:szCs w:val="24"/>
-                              </w:rPr>
-                              <w:t xml:space="preserve">          Finally, Barangay </w:t>
-                            </w:r>
-                            <w:r>
-                              <w:rPr>
-                                <w:rFonts w:ascii="Times New Roman" w:hAnsi="Times New Roman" w:cs="Times New Roman"/>
                                 <w:sz w:val="24"/>
                                 <w:szCs w:val="24"/>
                               </w:rPr>
                               <w:t>Biluso</w:t>
                             </w:r>
-                            <w:r>
-                              <w:rPr>
-                                <w:rFonts w:ascii="Times New Roman" w:hAnsi="Times New Roman" w:cs="Times New Roman"/>
-                                <w:sz w:val="24"/>
-                                <w:szCs w:val="24"/>
-                              </w:rPr>
-                              <w:t xml:space="preserve">, </w:t>
-                            </w:r>
-                            <w:r>
-                              <w:rPr>
-                                <w:rFonts w:ascii="Times New Roman" w:hAnsi="Times New Roman" w:cs="Times New Roman"/>
-                                <w:sz w:val="24"/>
-                                <w:szCs w:val="24"/>
-                              </w:rPr>
-                              <w:t>Silang, Cavite</w:t>
-                            </w:r>
-                            <w:r>
-                              <w:rPr>
-                                <w:rFonts w:ascii="Times New Roman" w:hAnsi="Times New Roman" w:cs="Times New Roman"/>
-                                <w:sz w:val="24"/>
-                                <w:szCs w:val="24"/>
-                              </w:rPr>
-                              <w:t xml:space="preserve">. reserves the right to revoke this </w:t>
-                            </w:r>
-                            <w:r>
-                              <w:rPr>
-                                <w:rFonts w:ascii="Times New Roman" w:hAnsi="Times New Roman" w:cs="Times New Roman"/>
-                                <w:b/>
-                                <w:sz w:val="24"/>
-                                <w:szCs w:val="24"/>
-                              </w:rPr>
-                              <w:t>WORK PERMIT</w:t>
-                            </w:r>
-                            <w:r>
-                              <w:rPr>
-                                <w:rFonts w:ascii="Times New Roman" w:hAnsi="Times New Roman" w:cs="Times New Roman"/>
-                                <w:sz w:val="24"/>
-                                <w:szCs w:val="24"/>
-                              </w:rPr>
-                              <w:t xml:space="preserve"> in the said activity.</w:t>
-                            </w:r>
-                          </w:p>
-                          <w:p>
-                            <w:pPr>
-                              <w:spacing w:after="0" w:line="240" w:lineRule="auto"/>
-                              <w:rPr>
-                                <w:rFonts w:ascii="Times New Roman" w:hAnsi="Times New Roman" w:cs="Times New Roman"/>
-                                <w:sz w:val="24"/>
-                                <w:szCs w:val="24"/>
-                              </w:rPr>
-                            </w:pPr>
-                          </w:p>
-                          <w:p>
-                            <w:pPr>
-                              <w:spacing w:after="0" w:line="240" w:lineRule="auto"/>
-                              <w:rPr>
-                                <w:rFonts w:ascii="Times New Roman" w:hAnsi="Times New Roman" w:cs="Times New Roman"/>
-                                <w:b/>
-                                <w:sz w:val="24"/>
-                                <w:szCs w:val="24"/>
-                              </w:rPr>
-                            </w:pPr>
-                            <w:r>
-                              <w:rPr>
-                                <w:rFonts w:ascii="Times New Roman" w:hAnsi="Times New Roman" w:cs="Times New Roman"/>
-                                <w:sz w:val="24"/>
-                                <w:szCs w:val="24"/>
-                              </w:rPr>
-                              <w:t xml:space="preserve">          Issued this</w:t>
-                            </w:r>
-                            <w:r>
-                              <w:rPr>
-                                <w:rFonts w:ascii="Times New Roman" w:hAnsi="Times New Roman" w:cs="Times New Roman"/>
-                                <w:sz w:val="24"/>
-                                <w:szCs w:val="24"/>
-                              </w:rPr>
-                              <w:t xml:space="preserve"> </w:t>
-                            </w:r>
-                            <w:r>
-                              <w:rPr>
-                                <w:rFonts w:ascii="Times New Roman" w:hAnsi="Times New Roman" w:cs="Times New Roman"/>
-                                <w:sz w:val="24"/>
-                                <w:szCs w:val="24"/>
-                                <w:u w:val="single"/>
-                              </w:rPr>
-                              <w:t>{</w:t>
-                            </w:r>
-                            <w:proofErr w:type="spellStart"/>
-                            <w:r>
-                              <w:rPr>
-                                <w:rFonts w:ascii="Times New Roman" w:hAnsi="Times New Roman" w:cs="Times New Roman"/>
-                                <w:sz w:val="24"/>
-                                <w:szCs w:val="24"/>
-                                <w:u w:val="single"/>
-                              </w:rPr>
-                              <w:t>d.day</w:t>
-                            </w:r>
-                            <w:proofErr w:type="spellEnd"/>
-                            <w:r>
-                              <w:rPr>
-                                <w:rFonts w:ascii="Times New Roman" w:hAnsi="Times New Roman" w:cs="Times New Roman"/>
-                                <w:sz w:val="24"/>
-                                <w:szCs w:val="24"/>
-                                <w:u w:val="single"/>
-                              </w:rPr>
-                              <w:t>}</w:t>
-                            </w:r>
-                            <w:r>
-                              <w:rPr>
-                                <w:rFonts w:ascii="Times New Roman" w:hAnsi="Times New Roman" w:cs="Times New Roman"/>
-                                <w:sz w:val="24"/>
-                                <w:szCs w:val="24"/>
-                              </w:rPr>
-                              <w:t xml:space="preserve"> </w:t>
-                            </w:r>
-                            <w:r>
-                              <w:rPr>
-                                <w:rFonts w:ascii="Times New Roman" w:hAnsi="Times New Roman" w:cs="Times New Roman"/>
-                                <w:sz w:val="24"/>
-                                <w:szCs w:val="24"/>
-                              </w:rPr>
-                              <w:t xml:space="preserve">day of </w:t>
-                            </w:r>
-                            <w:r>
-                              <w:rPr>
-                                <w:rFonts w:ascii="Times New Roman" w:hAnsi="Times New Roman" w:cs="Times New Roman"/>
-                                <w:sz w:val="24"/>
-                                <w:szCs w:val="24"/>
-                                <w:u w:val="single"/>
-                              </w:rPr>
-                              <w:t>{</w:t>
-                            </w:r>
-                            <w:proofErr w:type="spellStart"/>
-                            <w:proofErr w:type="gramStart"/>
-                            <w:r>
-                              <w:rPr>
-                                <w:rFonts w:ascii="Times New Roman" w:hAnsi="Times New Roman" w:cs="Times New Roman"/>
-                                <w:sz w:val="24"/>
-                                <w:szCs w:val="24"/>
-                                <w:u w:val="single"/>
-                              </w:rPr>
-                              <w:t>d.month</w:t>
-                            </w:r>
-                            <w:proofErr w:type="spellEnd"/>
-                            <w:proofErr w:type="gramEnd"/>
-                            <w:r>
-                              <w:rPr>
-                                <w:rFonts w:ascii="Times New Roman" w:hAnsi="Times New Roman" w:cs="Times New Roman"/>
-                                <w:sz w:val="24"/>
-                                <w:szCs w:val="24"/>
-                                <w:u w:val="single"/>
-                              </w:rPr>
-                              <w:t>}</w:t>
-                            </w:r>
-                            <w:r>
-                              <w:rPr>
-                                <w:rFonts w:ascii="Times New Roman" w:hAnsi="Times New Roman" w:cs="Times New Roman"/>
-                                <w:sz w:val="24"/>
-                                <w:szCs w:val="24"/>
-                              </w:rPr>
-                              <w:t xml:space="preserve">, </w:t>
-                            </w:r>
-                            <w:r>
-                              <w:rPr>
-                                <w:rFonts w:ascii="Times New Roman" w:hAnsi="Times New Roman" w:cs="Times New Roman"/>
-                                <w:sz w:val="24"/>
-                                <w:szCs w:val="24"/>
-                                <w:u w:val="single"/>
-                              </w:rPr>
-                              <w:t>{</w:t>
-                            </w:r>
-                            <w:proofErr w:type="spellStart"/>
-                            <w:proofErr w:type="gramStart"/>
-                            <w:r>
-                              <w:rPr>
-                                <w:rFonts w:ascii="Times New Roman" w:hAnsi="Times New Roman" w:cs="Times New Roman"/>
-                                <w:sz w:val="24"/>
-                                <w:szCs w:val="24"/>
-                                <w:u w:val="single"/>
-                              </w:rPr>
-                              <w:t>d.year</w:t>
-                            </w:r>
-                            <w:proofErr w:type="spellEnd"/>
-                            <w:proofErr w:type="gramEnd"/>
-                            <w:r>
-                              <w:rPr>
-                                <w:rFonts w:ascii="Times New Roman" w:hAnsi="Times New Roman" w:cs="Times New Roman"/>
-                                <w:sz w:val="24"/>
-                                <w:szCs w:val="24"/>
-                                <w:u w:val="single"/>
-                              </w:rPr>
-                              <w:t>}</w:t>
-                            </w:r>
-                            <w:r>
-                              <w:rPr>
-                                <w:rFonts w:ascii="Times New Roman" w:hAnsi="Times New Roman" w:cs="Times New Roman"/>
-                                <w:sz w:val="24"/>
-                                <w:szCs w:val="24"/>
-                              </w:rPr>
-                              <w:t xml:space="preserve"> </w:t>
-                            </w:r>
-                            <w:r>
-                              <w:rPr>
-                                <w:rFonts w:ascii="Times New Roman" w:hAnsi="Times New Roman" w:cs="Times New Roman"/>
-                                <w:b/>
-                                <w:sz w:val="24"/>
-                                <w:szCs w:val="24"/>
-                              </w:rPr>
-                              <w:t xml:space="preserve">at Barangay </w:t>
-                            </w:r>
-                            <w:proofErr w:type="spellStart"/>
-                            <w:r>
-                              <w:rPr>
-                                <w:rFonts w:ascii="Times New Roman" w:hAnsi="Times New Roman" w:cs="Times New Roman"/>
-                                <w:b/>
-                                <w:sz w:val="24"/>
-                                <w:szCs w:val="24"/>
-                              </w:rPr>
-                              <w:t>Biluso</w:t>
-                            </w:r>
-                            <w:proofErr w:type="spellEnd"/>
                             <w:r>
                               <w:rPr>
                                 <w:rFonts w:ascii="Times New Roman" w:hAnsi="Times New Roman" w:cs="Times New Roman"/>
